--- a/Entregas/Relatorio Final do Projeto.docx
+++ b/Entregas/Relatorio Final do Projeto.docx
@@ -678,7 +678,7 @@
           <w:sz w:val="24"/>
           <w:szCs w:val="24"/>
         </w:rPr>
-        <w:t xml:space="preserve">Este trabalho apresenta o desenvolvimento de uma plataforma do tipo Software as a Service (SaaS) destinada a estudantes do ensino superior, com o objetivo de ingerir documentos acadêmicos em múltiplos formatos, sintetizá-los por meio de modelos de linguagem de grande escala (LLM) e organizá-los automaticamente no repositório pessoal do estudante no Google Drive. A solução produz ainda system prompts personalizados a partir do perfil acadêmico do usuário e disponibiliza uma biblioteca curada de prompts para tarefas acadêmicas recorrentes. O desenvolvimento foi conduzido segundo o framework ágil Scrum, em quatro sprints, no escopo da disciplina Projeto de Sistemas de Produção 2 do curso de Engenharia de Produção da Universidade de Brasília. </w:t>
+        <w:t xml:space="preserve">Este trabalho apresenta o desenvolvimento de uma plataforma do tipo Software as a Service (SaaS) destinada a estudantes do ensino superior, com o objetivo de ingerir documentos acadêmicos em múltiplos formatos, sintetizá-los por meio de modelos de linguagem de grande escala (LLM) e organizá-los automaticamente no repositório pessoal do estudante no Google Drive. A solução produz ainda system prompts personalizados a partir do perfil acadêmico do usuário e disponibiliza uma biblioteca curada de prompts para tarefas acadêmicas recorrentes. O desenvolvimento foi conduzido segundo o framework ágil Scrum, em cinco sprints, no escopo da disciplina Projeto de Sistemas de Produção 2 do curso de Engenharia de Produção da Universidade de Brasília. </w:t>
       </w:r>
       <w:r>
         <w:rPr>
@@ -1563,7 +1563,7 @@
           <w:sz w:val="24"/>
           <w:szCs w:val="24"/>
         </w:rPr>
-        <w:t xml:space="preserve">4.5 Sprint 3 — Integração end-to-end e testes com usuários</w:t>
+        <w:t xml:space="preserve">4.5 Sprint 3 — Hardening completo do sistema</w:t>
       </w:r>
       <w:r>
         <w:rPr>
@@ -1597,7 +1597,7 @@
           <w:sz w:val="24"/>
           <w:szCs w:val="24"/>
         </w:rPr>
-        <w:t xml:space="preserve">4.6 Sprint 4 — Consolidação e entregas finais</w:t>
+        <w:t xml:space="preserve">4.6 Sprint 4 — Elaboração e finalização do artigo</w:t>
       </w:r>
       <w:r>
         <w:rPr>
@@ -1631,7 +1631,41 @@
           <w:sz w:val="24"/>
           <w:szCs w:val="24"/>
         </w:rPr>
-        <w:t xml:space="preserve">4.7 Execuções extras</w:t>
+        <w:t xml:space="preserve">4.7 Sprint 5 — Jornada do cliente</w:t>
+      </w:r>
+      <w:r>
+        <w:rPr>
+          <w:rFonts w:ascii="Times New Roman" w:cs="Times New Roman" w:eastAsia="Times New Roman" w:hAnsi="Times New Roman"/>
+          <w:sz w:val="24"/>
+          <w:szCs w:val="24"/>
+        </w:rPr>
+        <w:t xml:space="preserve">	</w:t>
+      </w:r>
+      <w:r>
+        <w:rPr>
+          <w:rFonts w:ascii="Times New Roman" w:cs="Times New Roman" w:eastAsia="Times New Roman" w:hAnsi="Times New Roman"/>
+          <w:sz w:val="24"/>
+          <w:szCs w:val="24"/>
+        </w:rPr>
+        <w:t xml:space="preserve">26</w:t>
+      </w:r>
+    </w:p>
+    <w:p>
+      <w:pPr>
+        <w:tabs>
+          <w:tab w:val="right" w:pos="9000"/>
+        </w:tabs>
+        <w:spacing w:after="60" w:line="360"/>
+      </w:pPr>
+      <w:r>
+        <w:rPr>
+          <w:rFonts w:ascii="Times New Roman" w:cs="Times New Roman" w:eastAsia="Times New Roman" w:hAnsi="Times New Roman"/>
+          <w:b w:val="false"/>
+          <w:bCs w:val="false"/>
+          <w:sz w:val="24"/>
+          <w:szCs w:val="24"/>
+        </w:rPr>
+        <w:t xml:space="preserve">4.8 Execuções extras</w:t>
       </w:r>
       <w:r>
         <w:rPr>
@@ -3972,7 +4006,7 @@
           <w:sz w:val="24"/>
           <w:szCs w:val="24"/>
         </w:rPr>
-        <w:t xml:space="preserve">O desenvolvimento foi conduzido segundo o framework ágil Scrum, conforme as diretrizes de Schwaber e Sutherland (2020). O projeto foi organizado em quatro sprints, com cerimônias de planejamento ao início e revisão e retrospectiva ao término de cada ciclo. A comunicação ocorreu por canais assíncronos (Discord) e por reuniões síncronas semanais. O repositório foi mantido no GitHub, com fluxo de trabalho baseado em branches por funcionalidade e revisão por pares antes da integração à branch principal.</w:t>
+        <w:t xml:space="preserve">O desenvolvimento foi conduzido segundo o framework ágil Scrum, conforme as diretrizes de Schwaber e Sutherland (2020). O projeto foi organizado em cinco sprints, com cerimônias de planejamento ao início e revisão e retrospectiva ao término de cada ciclo. A comunicação ocorreu por canais assíncronos (Discord) e por reuniões síncronas semanais. O repositório foi mantido no GitHub, com fluxo de trabalho baseado em branches por funcionalidade e revisão por pares antes da integração à branch principal.</w:t>
       </w:r>
     </w:p>
     <w:p>
@@ -3991,7 +4025,7 @@
           <w:sz w:val="24"/>
           <w:szCs w:val="24"/>
         </w:rPr>
-        <w:t xml:space="preserve">A coleta de dados para validação do produto foi realizada na Sprint 3, por meio de sessões individuais de teste com estudantes voluntários da Universidade de Brasília. As sessões foram conduzidas conforme um roteiro padronizado, e os dados foram coletados em três instrumentos: registro de tempos por etapa do fluxo, escala System Usability Scale (SUS) e questionário baseado no Technology Acceptance Model (TAM) de Davis (1989) e Venkatesh e Davis (2000). A análise qualitativa dos feedbacks abertos seguiu o método de análise de conteúdo proposto por Bardin (2011).</w:t>
+        <w:t xml:space="preserve">A avaliação do produto foi integralmente planejada — com instrumentos e roteiro definidos —, prevendo sessões individuais de teste com estudantes voluntários da Universidade de Brasília; sua execução, contudo, ficou condicionada à disponibilização pública do sistema, não concluída neste ciclo. As sessões foram conduzidas conforme um roteiro padronizado, e os dados foram coletados em três instrumentos: registro de tempos por etapa do fluxo, escala System Usability Scale (SUS) e questionário baseado no Technology Acceptance Model (TAM) de Davis (1989) e Venkatesh e Davis (2000). A análise qualitativa dos feedbacks abertos seguiu o método de análise de conteúdo proposto por Bardin (2011).</w:t>
       </w:r>
     </w:p>
     <w:p>
@@ -4203,7 +4237,7 @@
           <w:sz w:val="24"/>
           <w:szCs w:val="24"/>
         </w:rPr>
-        <w:t xml:space="preserve">4.5 Sprint 3 — Integração end-to-end e testes com usuários</w:t>
+        <w:t xml:space="preserve">4.5 Sprint 3 — Hardening completo do sistema</w:t>
       </w:r>
     </w:p>
     <w:p>
@@ -4222,7 +4256,7 @@
           <w:sz w:val="24"/>
           <w:szCs w:val="24"/>
         </w:rPr>
-        <w:t xml:space="preserve">A Sprint 3 marca a transição do desenvolvimento técnico para a etapa de validação empírica. Foram conduzidas atividades de polimento da integração entre frontend e backend, otimização de desempenho percebido, verificação de compatibilidade em diferentes navegadores e dispositivos, e correção dos bugs identificados. Em paralelo, foram recrutados estudantes voluntários da UnB e executadas sessões individuais de teste, com coleta de dados quantitativos e qualitativos sobre a usabilidade e a aceitação do produto.</w:t>
+        <w:t xml:space="preserve">A Sprint 3 foi dedicada ao hardening completo do sistema, a partir de quatro rodadas de auditoria do código (26, 27 e 28 de maio e 10 de junho de 2026), que somaram cerca de 200 achados — incluindo um achado crítico de escalada de privilégio. Foram endereçadas seis frentes: segurança de acesso e dados (blindagem de colunas sensíveis, RLS e trilha de auditoria server-side), defesa do pipeline de LLM (sandbox contra injeção, rate limit e autorização), robustez do pipeline e do banco (claim atômico de jobs, tratamento de finish_reason e timeout, migrations e índices), observabilidade (logs estruturados sem PII e persistência durável), acessibilidade WCAG 2.1 AA com responsividade e tema escuro, e qualidade/CI-CD/higiene de código.</w:t>
       </w:r>
     </w:p>
     <w:p>
@@ -4242,7 +4276,7 @@
           <w:sz w:val="24"/>
           <w:szCs w:val="24"/>
         </w:rPr>
-        <w:t xml:space="preserve">[A PREENCHER: Inserir descrição detalhada do que efetivamente foi entregue na Sprint 3: perfil dos participantes recrutados, roteiro aplicado, principais bugs identificados e corrigidos, eventuais melhorias de UX derivadas das observações. Conteúdo a ser extraído de Entregas/Sprint 3/Relatorio Final - Sprint 3.docx após preenchimento.]</w:t>
+        <w:t xml:space="preserve">[A PREENCHER: consolidar o número de achados endereçados por severidade (crítico, alto, médio, baixo) e a cobertura de testes após a sprint. Conteúdo detalhado em Entregas/Sprint 3/Relatorio Final - Sprint 3.docx.]</w:t>
       </w:r>
     </w:p>
     <w:p>
@@ -4258,7 +4292,7 @@
           <w:sz w:val="24"/>
           <w:szCs w:val="24"/>
         </w:rPr>
-        <w:t xml:space="preserve">4.6 Sprint 4 — Consolidação e entregas finais</w:t>
+        <w:t xml:space="preserve">4.6 Sprint 4 — Elaboração e finalização do artigo</w:t>
       </w:r>
     </w:p>
     <w:p>
@@ -4277,7 +4311,7 @@
           <w:sz w:val="24"/>
           <w:szCs w:val="24"/>
         </w:rPr>
-        <w:t xml:space="preserve">A Sprint 4 constitui a etapa de encerramento do ciclo. Concentra esforços na consolidação analítica dos feedbacks coletados, na redação das seções finais do artigo científico submetido ao ENEGEP 2026, e na preparação da apresentação final, incluindo slides, demonstração ao vivo e ensaios. O conjunto de entregas finais é compilado em pacote único para submissão à coordenação da disciplina.</w:t>
+        <w:t xml:space="preserve">A Sprint 4 foi dedicada à elaboração e finalização do artigo científico submetido ao ENEGEP 2026, em conformidade com a ABNT NBR 14724:2024. O corpo do artigo foi redigido em seis seções (introdução, revisão bibliográfica, metodologia, desenvolvimento do artefato, resultados e considerações finais), complementado por capa, resumo, palavras-chave e referências. Por decisão metodológica, a avaliação experimental é reportada como integralmente planejada — com instrumentos e critérios definidos — porém não executada, sem fabricação de dados empíricos.</w:t>
       </w:r>
     </w:p>
     <w:p>
@@ -4297,7 +4331,7 @@
           <w:sz w:val="24"/>
           <w:szCs w:val="24"/>
         </w:rPr>
-        <w:t xml:space="preserve">[A PREENCHER: Inserir descrição detalhada do que efetivamente foi entregue na Sprint 4: consolidação dos dados de teste, versão protocolada do artigo, estrutura final dos slides, composição do pacote final de entrega. Conteúdo a ser extraído de Entregas/Sprint 4/Relatorio Final - Sprint 4.docx após preenchimento.]</w:t>
+        <w:t xml:space="preserve">[A PREENCHER: anexar a versão final do PDF (8 a 14 páginas), o registro da revisão por pares interna e a confirmação dos sobrenomes dos coautores. Conteúdo detalhado em Entregas/Sprint 4/Relatorio Final - Sprint 4.docx.]</w:t>
       </w:r>
     </w:p>
     <w:p>
@@ -4313,7 +4347,61 @@
           <w:sz w:val="24"/>
           <w:szCs w:val="24"/>
         </w:rPr>
-        <w:t xml:space="preserve">4.7 Execuções extras</w:t>
+        <w:t xml:space="preserve">4.7 Sprint 5 — Jornada do cliente</w:t>
+      </w:r>
+    </w:p>
+    <w:p>
+      <w:pPr>
+        <w:spacing w:after="180" w:before="0" w:line="360"/>
+        <w:ind w:firstLine="709"/>
+        <w:jc w:val="both"/>
+      </w:pPr>
+      <w:r>
+        <w:rPr>
+          <w:rFonts w:ascii="Times New Roman" w:cs="Times New Roman" w:eastAsia="Times New Roman" w:hAnsi="Times New Roman"/>
+          <w:b w:val="false"/>
+          <w:bCs w:val="false"/>
+          <w:i w:val="false"/>
+          <w:iCs w:val="false"/>
+          <w:sz w:val="24"/>
+          <w:szCs w:val="24"/>
+        </w:rPr>
+        <w:t xml:space="preserve">A Sprint 5 foi dedicada à jornada do cliente: a experiência completa do aluno, da aquisição ao hábito de uso, com identidade visual UnB e base legal de LGPD. Foram entregues e refinadas quatro frentes: aquisição e onboarding (login com magic link, consentimento LGPD e onboarding guiado de quatro passos), perfil acadêmico (grade de horários, importação do atestado do SIGAA e conexão do Google Drive), núcleo de uso diário (dashboard em tempo real, gestão de documentos e transparência operacional) e personalização e voz do cliente (biblioteca de prompts, system prompt portátil, feedback e direitos LGPD self-service).</w:t>
+      </w:r>
+    </w:p>
+    <w:p>
+      <w:pPr>
+        <w:spacing w:after="180" w:before="0" w:line="360"/>
+        <w:ind w:firstLine="709"/>
+        <w:jc w:val="both"/>
+      </w:pPr>
+      <w:r>
+        <w:rPr>
+          <w:rFonts w:ascii="Times New Roman" w:cs="Times New Roman" w:eastAsia="Times New Roman" w:hAnsi="Times New Roman"/>
+          <w:b w:val="false"/>
+          <w:bCs w:val="false"/>
+          <w:i w:val="false"/>
+          <w:iCs w:val="false"/>
+          <w:sz w:val="24"/>
+          <w:szCs w:val="24"/>
+        </w:rPr>
+        <w:t xml:space="preserve">[A PREENCHER: inserir métricas de uso e resultados da validação da jornada com usuários reais quando a avaliação for executada após o deploy público. Conteúdo detalhado em Entregas/Sprint 5/Relatorio Final - Sprint 5.docx.]</w:t>
+      </w:r>
+    </w:p>
+    <w:p>
+      <w:pPr>
+        <w:spacing w:after="180" w:before="360" w:line="360"/>
+        <w:jc w:val="left"/>
+      </w:pPr>
+      <w:r>
+        <w:rPr>
+          <w:rFonts w:ascii="Times New Roman" w:cs="Times New Roman" w:eastAsia="Times New Roman" w:hAnsi="Times New Roman"/>
+          <w:b/>
+          <w:bCs/>
+          <w:sz w:val="24"/>
+          <w:szCs w:val="24"/>
+        </w:rPr>
+        <w:t xml:space="preserve">4.8 Execuções extras</w:t>
       </w:r>
     </w:p>
     <w:p>
@@ -4704,7 +4792,7 @@
           <w:sz w:val="24"/>
           <w:szCs w:val="24"/>
         </w:rPr>
-        <w:t xml:space="preserve">Os resultados qualitativos foram obtidos por meio das sessões individuais de teste realizadas na Sprint 3, com aplicação da escala System Usability Scale (SUS) e do questionário baseado no Technology Acceptance Model (TAM), seguidos de análise de conteúdo dos feedbacks abertos conforme método proposto por Bardin (2011).</w:t>
+        <w:t xml:space="preserve">Os resultados qualitativos serão obtidos por meio das sessões individuais de teste previstas no protocolo de avaliação (não executadas neste ciclo), com aplicação da escala System Usability Scale (SUS) e do questionário baseado no Technology Acceptance Model (TAM), seguidos de análise de conteúdo dos feedbacks abertos conforme método proposto por Bardin (2011).</w:t>
       </w:r>
     </w:p>
     <w:p>
